--- a/daily-reports/2026-10-25/report.docx
+++ b/daily-reports/2026-10-25/report.docx
@@ -28,28 +28,28 @@
         <w:pStyle w:val="Heading2"/>
       </w:pPr>
       <w:r>
-        <w:t>1. pengchujin/aerial-tv  ⭐ 4,491</w:t>
+        <w:t>1. pengchujin/aerial-tv  ⭐ 4,503</w:t>
       </w:r>
     </w:p>
     <w:p>
       <w:r>
-        <w:t>语言：Kotlin ｜ Stars：4,491 ｜ Forks：353</w:t>
+        <w:t>语言：Kotlin ｜ Stars：4,503 ｜ Forks：353</w:t>
         <w:br/>
       </w:r>
       <w:r>
-        <w:t>这是什么：这是一个给国产智能电视用的开源桌面（也就是电视开机后看到的那个主界面），参照苹果 tvOS 的风格设计，完全没有广告，装好后会自动接管电视的默认桌面。</w:t>
+        <w:t>这是什么：这是一个给国产电视（比如小米、TCL）用的开源电视桌面，设计风格类似苹果的 tvOS，没有广告，安装后开机自动接管，让电视界面变得干净清爽。</w:t>
         <w:br/>
       </w:r>
       <w:r>
-        <w:t>能用来做什么：适合想摆脱小米、TCL 等国产电视自带广告和杂乱推荐的用户，把电视换成一个干净清爽、操作顺手的界面。</w:t>
+        <w:t>能用来做什么：你可以把它装在家里的智能电视上，替换掉原来带广告的桌面，这样一开机就能看到简洁的界面，直接选应用或看视频。</w:t>
         <w:br/>
       </w:r>
       <w:r>
-        <w:t>适用领域：智能电视、家庭影音、Android 应用开发</w:t>
+        <w:t>适用领域：智能电视、家庭娱乐、电视应用开发</w:t>
         <w:br/>
       </w:r>
       <w:r>
-        <w:t>对新手有什么帮助：如果你讨厌电视开机广告，可以直接装上用它替换原桌面；对想学安卓开发的新手，它也是一个结构清晰、可参考的电视应用范例。</w:t>
+        <w:t>对新手有什么帮助：如果你讨厌电视广告，这个项目能直接帮你获得干净的电视桌面；同时它也是学习 Android TV 开发的好例子。</w:t>
         <w:br/>
       </w:r>
       <w:r>
@@ -61,28 +61,28 @@
         <w:pStyle w:val="Heading2"/>
       </w:pPr>
       <w:r>
-        <w:t>2. simbasjungles/free-my-tv  ⭐ 4,350</w:t>
+        <w:t>2. simbasjungles/free-my-tv  ⭐ 4,354</w:t>
       </w:r>
     </w:p>
     <w:p>
       <w:r>
-        <w:t>语言：Java ｜ Stars：4,350 ｜ Forks：710</w:t>
+        <w:t>语言：Java ｜ Stars：4,354 ｜ Forks：711</w:t>
         <w:br/>
       </w:r>
       <w:r>
-        <w:t>这是什么：这是一个为 Google TV、LG webOS 和三星 Tizen 电视打造的快速、无广告主界面，并且提供一个按钮就能随时撤销改动、恢复原样。</w:t>
+        <w:t>这是什么：这是一个快速、无广告的电视主屏幕，适用于 Google TV、LG webOS 和三星 Tizen 电视，并且提供一键恢复原状的功能，非常安全。</w:t>
         <w:br/>
       </w:r>
       <w:r>
-        <w:t>能用来做什么：适合想让电视界面更简洁、去掉广告和推荐内容的用户，担心改坏电视的人也能放心尝试，因为一键就能还原。</w:t>
+        <w:t>能用来做什么：当你觉得电视自带界面广告多、反应慢时，可以用它替换成简洁的主屏幕，如果不想用了，按一个按钮就能变回原来的样子。</w:t>
         <w:br/>
       </w:r>
       <w:r>
-        <w:t>适用领域：智能电视、家庭娱乐、跨平台应用开发</w:t>
+        <w:t>适用领域：智能电视、家庭娱乐、电视系统定制</w:t>
         <w:br/>
       </w:r>
       <w:r>
-        <w:t>对新手有什么帮助：想给电视“减负”的新手可以直接用它获得清爽体验；对开发者来说，它也是学习多平台电视应用开发的实用案例。</w:t>
+        <w:t>对新手有什么帮助：适合想摆脱电视广告但怕折腾的新手，因为可以一键还原，不用担心改坏电视；也能让你了解不同电视系统的界面开发。</w:t>
         <w:br/>
       </w:r>
       <w:r>
@@ -94,28 +94,28 @@
         <w:pStyle w:val="Heading2"/>
       </w:pPr>
       <w:r>
-        <w:t>3. JoasASantos/REA-Prompts  ⭐ 2,184</w:t>
+        <w:t>3. JoasASantos/REA-Prompts  ⭐ 2,196</w:t>
       </w:r>
     </w:p>
     <w:p>
       <w:r>
-        <w:t>语言：未知 ｜ Stars：2,184 ｜ Forks：371</w:t>
+        <w:t>语言：未知 ｜ Stars：2,196 ｜ Forks：372</w:t>
         <w:br/>
       </w:r>
       <w:r>
-        <w:t>这是什么：这是一套提示词（给 AI 的指令模板）合集，配合名为 REA（Reverse Engineer Anything，意思是“逆向分析任何东西”）的工具使用，帮助你把一个程序拆解、分析甚至复刻出来。</w:t>
+        <w:t>这是什么：这是一个提示词（给 AI 的指令）集合，专门用于“逆向工程任何东西”（REA），帮助你充分利用 REA 工具，克隆或拆解任何程序。</w:t>
         <w:br/>
       </w:r>
       <w:r>
-        <w:t>能用来做什么：适合想借助 AI 分析某个软件是怎么实现的、或者想照着某个程序做类似功能的人，按模板提问即可。</w:t>
+        <w:t>能用来做什么：如果你对某个软件的工作原理好奇，或者想学习如何分析程序，可以用这些提示词让 AI 辅助你进行逆向工程。</w:t>
         <w:br/>
       </w:r>
       <w:r>
-        <w:t>适用领域：软件逆向分析、AI 提示词工程、编程学习</w:t>
+        <w:t>适用领域：软件逆向工程、安全研究、AI 辅助开发</w:t>
         <w:br/>
       </w:r>
       <w:r>
-        <w:t>对新手有什么帮助：新手可以借此学会如何向 AI 提出高质量问题来理解程序结构，是入门逆向分析和 AI 辅助编程的实用起点。</w:t>
+        <w:t>对新手有什么帮助：适合对逆向工程感兴趣的新手，通过现成的提示词快速上手，避免自己从头摸索如何向 AI 提问。</w:t>
         <w:br/>
       </w:r>
       <w:r>
@@ -127,28 +127,28 @@
         <w:pStyle w:val="Heading2"/>
       </w:pPr>
       <w:r>
-        <w:t>4. EthanArbuckle/fairplay-decrypt  ⭐ 2,005</w:t>
+        <w:t>4. EthanArbuckle/fairplay-decrypt  ⭐ 2,008</w:t>
       </w:r>
     </w:p>
     <w:p>
       <w:r>
-        <w:t>语言：C ｜ Stars：2,005 ｜ Forks：310</w:t>
+        <w:t>语言：C ｜ Stars：2,008 ｜ Forks：310</w:t>
         <w:br/>
       </w:r>
       <w:r>
-        <w:t>这是什么：这是一个用 C 语言写的工具，可以离线解密苹果 App Store 下载的 IPA 安装包（IPA 就是 iPhone 应用的安装文件），并且能独立推导出解密所需的密钥。</w:t>
+        <w:t>这是什么：这是一个用于离线解密 FairPlay 加密的 App Store IPA 文件的工具，它使用独立的密钥推导方法，可以解密 iOS 应用。</w:t>
         <w:br/>
       </w:r>
       <w:r>
-        <w:t>能用来做什么：适合安全研究人员分析 iOS 应用的内部实现，比如研究某个 App 的代码逻辑或做安全检测。</w:t>
+        <w:t>能用来做什么：安全研究人员或开发者可以用它来解密从 App Store 下载的 IPA 文件，以便分析应用内部结构或进行安全评估。</w:t>
         <w:br/>
       </w:r>
       <w:r>
-        <w:t>适用领域：iOS 安全研究、逆向工程、移动应用分析</w:t>
+        <w:t>适用领域：iOS 安全研究、应用分析、逆向工程</w:t>
         <w:br/>
       </w:r>
       <w:r>
-        <w:t>对新手有什么帮助：对想了解 iOS 应用打包与加密机制的学习者来说，它是研究苹果 FairPlay 加密原理的参考项目，但需要一定编程和安全基础。</w:t>
+        <w:t>对新手有什么帮助：适合对 iOS 安全感兴趣的学习者，能帮助你理解 FairPlay 加密机制，但需要一定的技术基础。</w:t>
         <w:br/>
       </w:r>
       <w:r>
@@ -160,32 +160,32 @@
         <w:pStyle w:val="Heading2"/>
       </w:pPr>
       <w:r>
-        <w:t>5. ikow/php2shell-poc  ⭐ 1,763</w:t>
+        <w:t>5. xevrion/hatchzip  ⭐ 1,767</w:t>
       </w:r>
     </w:p>
     <w:p>
       <w:r>
-        <w:t>语言：Python ｜ Stars：1,763 ｜ Forks：611</w:t>
+        <w:t>语言：Rust ｜ Stars：1,767 ｜ Forks：43</w:t>
         <w:br/>
       </w:r>
       <w:r>
-        <w:t>这是什么：这是一个安全研究项目，演示了 PHP 中 session.upload_progress 功能在未登录状态下被利用的漏洞，包含 5 条远程代码执行（RCE，即攻击者能在服务器上运行自己的代码）的攻击链，以及配套的检测规则。</w:t>
+        <w:t>这是什么：这是一个用 Rust 编写的解压工具，可以原地解压超大压缩包：压缩包会随着文件解压而缩小，所以你只需要预留输出文件的空间，支持 ZIP、7z、tar 和分卷压缩包。</w:t>
         <w:br/>
       </w:r>
       <w:r>
-        <w:t>能用来做什么：适合安全工程师用来测试自己的服务器是否存在此类漏洞，或把检测规则接入监控系统来发现攻击。</w:t>
+        <w:t>能用来做什么：当你的硬盘空间不足，无法同时容纳压缩包和解压后的文件时，可以用它来解压，它会边解压边删除压缩包内容，节省空间。</w:t>
         <w:br/>
       </w:r>
       <w:r>
-        <w:t>适用领域：网络安全、漏洞研究、服务器运维</w:t>
+        <w:t>适用领域：文件压缩、数据管理、系统工具开发</w:t>
         <w:br/>
       </w:r>
       <w:r>
-        <w:t>对新手有什么帮助：想学 Web 安全的新手可以通过它理解一个真实漏洞的原理和防御方法，但请只在合法授权的环境中使用。</w:t>
+        <w:t>对新手有什么帮助：如果你经常处理大压缩包但硬盘空间紧张，这个工具能直接帮你解决问题；同时它也是学习 Rust 编程和文件处理的好案例。</w:t>
         <w:br/>
       </w:r>
       <w:r>
-        <w:t>链接：https://github.com/ikow/php2shell-poc</w:t>
+        <w:t>链接：https://github.com/xevrion/hatchzip</w:t>
       </w:r>
     </w:p>
     <w:p>
@@ -212,7 +212,7 @@
         <w:t>No signs of AI payoff outside the tech sector</w:t>
       </w:r>
       <w:r>
-        <w:t>（👍 523）</w:t>
+        <w:t>（👍 526）</w:t>
       </w:r>
       <w:r>
         <w:br/>
@@ -220,7 +220,7 @@
       </w:r>
       <w:r>
         <w:br/>
-        <w:t>摘要：该报道指出，除科技行业外，其他行业尚未出现AI带来显著生产力提升或经济回报的迹象，引发对AI投资热潮是否被高估的讨论。</w:t>
+        <w:t>摘要：该报道指出，除科技行业外，其他行业尚未出现AI带来的明显生产力或经济回报，引发对AI投资热潮是否被高估的讨论。</w:t>
       </w:r>
     </w:p>
     <w:p>
@@ -231,7 +231,7 @@
         <w:t>America has lost 200k of jobs in media, film and the arts. How much is AI?</w:t>
       </w:r>
       <w:r>
-        <w:t>（👍 276）</w:t>
+        <w:t>（👍 289）</w:t>
       </w:r>
       <w:r>
         <w:br/>
@@ -239,7 +239,7 @@
       </w:r>
       <w:r>
         <w:br/>
-        <w:t>摘要：文章探讨美国媒体、影视和艺术领域流失约20万个岗位中有多少可归因于AI，反映出AI对创意产业就业的潜在冲击正受到关注。</w:t>
+        <w:t>摘要：文章探讨美国媒体、影视和艺术领域流失约20万个岗位中AI所起的作用，反映AI对创意产业就业的潜在冲击。</w:t>
       </w:r>
     </w:p>
     <w:p>
@@ -263,7 +263,7 @@
       </w:r>
       <w:r>
         <w:br/>
-        <w:t>摘要：Anthropic首次发布公益报告，披露其所谓“人类拯救计划”的相关内容，展示这家AI公司在安全与公益方向上的公开表态。</w:t>
+        <w:t>摘要：Anthropic首次发布公益报告，披露其所谓「人类拯救计划」的相关内容，展示公司在AI安全与社会责任方面的布局。</w:t>
       </w:r>
     </w:p>
     <w:p>
@@ -287,7 +287,7 @@
       </w:r>
       <w:r>
         <w:br/>
-        <w:t>摘要：React 19.3引入browser() API，将纯客户端渲染提升为一等公民，简化了仅CSR场景的配置方式，对前端开发者具有实用价值。</w:t>
+        <w:t>摘要：React 19.3引入browser() API，将纯客户端渲染提升为一等公民，简化了无需服务端渲染场景下的开发方式。</w:t>
       </w:r>
     </w:p>
     <w:sectPr>
